--- a/pr-preview/pr-212/chapters/slides-posters-figures-tracked-changes.docx
+++ b/pr-preview/pr-212/chapters/slides-posters-figures-tracked-changes.docx
@@ -16,7 +16,7 @@
       </w:pPr>
       <w:del w:id="1" w:author="PR Preview" w:date="2026-01-01T00:00:00Z">
         <w:r>
-          <w:delText xml:space="preserve">Last modified: 2026-10-15 22:06:09 (PDT)</w:delText>
+          <w:delText xml:space="preserve">Last modified: 2026-10-15 22:11:04 (PDT)</w:delText>
         </w:r>
       </w:del>
     </w:p>
@@ -26,7 +26,7 @@
       </w:pPr>
       <w:ins w:id="2" w:author="PR Preview" w:date="2026-01-01T00:00:00Z">
         <w:r>
-          <w:t xml:space="preserve">Last modified: 2026-10-15 22:08:24 (PDT)</w:t>
+          <w:t xml:space="preserve">Last modified: 2026-10-15 23:16:48 (PDT)</w:t>
         </w:r>
       </w:ins>
     </w:p>
@@ -904,7 +904,7 @@
       </w:r>
     </w:p>
     <w:bookmarkEnd w:id="17"/>
-    <w:bookmarkStart w:id="34" w:name="sec-3d-graphs"/>
+    <w:bookmarkStart w:id="33" w:name="sec-3d-graphs"/>
     <w:p>
       <w:pPr>
         <w:pStyle w:val="Heading2"/>
@@ -1274,35 +1274,6 @@
               <w:t xml:space="preserve"> </w:t>
             </w:r>
             <w:r>
-              <w:t xml:space="preserve">The guidance on leading with figures, drawing diagrams, directing attention, and showing software</w:t>
-            </w:r>
-            <w:r>
-              <w:t xml:space="preserve"> </w:t>
-            </w:r>
-            <w:r>
-              <w:t xml:space="preserve">is adapted from the</w:t>
-            </w:r>
-            <w:r>
-              <w:t xml:space="preserve"> </w:t>
-            </w:r>
-            <w:hyperlink r:id="rId26">
-              <w:r>
-                <w:rPr>
-                  <w:rStyle w:val="Hyperlink"/>
-                </w:rPr>
-                <w:t xml:space="preserve">Writing</w:t>
-              </w:r>
-            </w:hyperlink>
-            <w:r>
-              <w:t xml:space="preserve"> </w:t>
-            </w:r>
-            <w:r>
-              <w:t xml:space="preserve">chapter of the UCD-SERG lab manual.</w:t>
-            </w:r>
-            <w:r>
-              <w:t xml:space="preserve"> </w:t>
-            </w:r>
-            <w:r>
               <w:t xml:space="preserve">The section on three-dimensional graphs is original to this guide.</w:t>
             </w:r>
           </w:p>
@@ -1310,8 +1281,8 @@
         </w:tc>
       </w:tr>
     </w:tbl>
-    <w:bookmarkStart w:id="33" w:name="refs"/>
-    <w:bookmarkStart w:id="28" w:name="ref-kirchoff2021"/>
+    <w:bookmarkStart w:id="32" w:name="refs"/>
+    <w:bookmarkStart w:id="27" w:name="ref-kirchoff2021"/>
     <w:p>
       <w:pPr>
         <w:pStyle w:val="Bibliography"/>
@@ -1344,7 +1315,7 @@
       <w:r>
         <w:t xml:space="preserve"> </w:t>
       </w:r>
-      <w:hyperlink r:id="rId27">
+      <w:hyperlink r:id="rId26">
         <w:r>
           <w:rPr>
             <w:rStyle w:val="Hyperlink"/>
@@ -1356,8 +1327,8 @@
         <w:t xml:space="preserve">.</w:t>
       </w:r>
     </w:p>
-    <w:bookmarkEnd w:id="28"/>
-    <w:bookmarkStart w:id="30" w:name="ref-ratcliff2023"/>
+    <w:bookmarkEnd w:id="27"/>
+    <w:bookmarkStart w:id="29" w:name="ref-ratcliff2023"/>
     <w:p>
       <w:pPr>
         <w:pStyle w:val="Bibliography"/>
@@ -1402,7 +1373,7 @@
       <w:r>
         <w:t xml:space="preserve"> </w:t>
       </w:r>
-      <w:hyperlink r:id="rId29">
+      <w:hyperlink r:id="rId28">
         <w:r>
           <w:rPr>
             <w:rStyle w:val="Hyperlink"/>
@@ -1414,8 +1385,8 @@
         <w:t xml:space="preserve">.</w:t>
       </w:r>
     </w:p>
-    <w:bookmarkEnd w:id="30"/>
-    <w:bookmarkStart w:id="32" w:name="ref-rougier2014"/>
+    <w:bookmarkEnd w:id="29"/>
+    <w:bookmarkStart w:id="31" w:name="ref-rougier2014"/>
     <w:p>
       <w:pPr>
         <w:pStyle w:val="Bibliography"/>
@@ -1448,7 +1419,7 @@
       <w:r>
         <w:t xml:space="preserve"> </w:t>
       </w:r>
-      <w:hyperlink r:id="rId31">
+      <w:hyperlink r:id="rId30">
         <w:r>
           <w:rPr>
             <w:rStyle w:val="Hyperlink"/>
@@ -1460,9 +1431,9 @@
         <w:t xml:space="preserve">.</w:t>
       </w:r>
     </w:p>
+    <w:bookmarkEnd w:id="31"/>
     <w:bookmarkEnd w:id="32"/>
     <w:bookmarkEnd w:id="33"/>
-    <w:bookmarkEnd w:id="34"/>
     <w:sectPr>
       <w:footnotePr>
         <w:numRestart w:val="eachSect"/>
